--- a/AI_Agents_and_Advanced_Fine_Tuning_Bootcamp/Lab_Walkthroughs/Week_03_Lab_B_google_adk_client_with_mcp_and_oauth.docx
+++ b/AI_Agents_and_Advanced_Fine_Tuning_Bootcamp/Lab_Walkthroughs/Week_03_Lab_B_google_adk_client_with_mcp_and_oauth.docx
@@ -96,7 +96,7 @@
           <w:color w:val="333333"/>
           <w:sz w:val="22"/>
         </w:rPr>
-        <w:t>Cluster workspace from week 1 plus week-specific deps in the requirements.txt that ships with this lab.</w:t>
+        <w:t>Lab A server running on streamable HTTP; OAuth test IdP credentials from the TA sheet.</w:t>
       </w:r>
     </w:p>
     <w:p>
@@ -118,7 +118,7 @@
           <w:color w:val="333333"/>
           <w:sz w:val="22"/>
         </w:rPr>
-        <w:t>Concept list available in the class notes for this week.</w:t>
+        <w:t>MCPToolset in ADK: remote tool discovery</w:t>
       </w:r>
     </w:p>
     <w:p>
@@ -130,7 +130,19 @@
           <w:color w:val="333333"/>
           <w:sz w:val="22"/>
         </w:rPr>
-        <w:t>Lab guide TA reviews the concepts in the first 15 minutes.</w:t>
+        <w:t>OAuth 2.1 with PKCE for a protected tool</w:t>
+      </w:r>
+    </w:p>
+    <w:p>
+      <w:pPr>
+        <w:pStyle w:val="ListBullet"/>
+      </w:pPr>
+      <w:r>
+        <w:rPr>
+          <w:color w:val="333333"/>
+          <w:sz w:val="22"/>
+        </w:rPr>
+        <w:t>Scope-limited tokens: calendar.read only</w:t>
       </w:r>
     </w:p>
     <w:p>
@@ -211,7 +223,150 @@
           <w:color w:val="101010"/>
           <w:sz w:val="18"/>
         </w:rPr>
-        <w:t># Starter code is in the lab repo: see lab_starter.py.</w:t>
+        <w:t>from google.adk.agents import LlmAgent</w:t>
+      </w:r>
+    </w:p>
+    <w:p>
+      <w:pPr>
+        <w:spacing w:after="0" w:before="0"/>
+      </w:pPr>
+      <w:r>
+        <w:rPr>
+          <w:rFonts w:ascii="Consolas" w:hAnsi="Consolas"/>
+          <w:color w:val="101010"/>
+          <w:sz w:val="18"/>
+        </w:rPr>
+        <w:t>from google.adk.tools.mcp_tool import MCPToolset</w:t>
+      </w:r>
+    </w:p>
+    <w:p>
+      <w:pPr>
+        <w:spacing w:after="0" w:before="0"/>
+      </w:pPr>
+      <w:r>
+        <w:rPr>
+          <w:rFonts w:ascii="Consolas" w:hAnsi="Consolas"/>
+          <w:color w:val="101010"/>
+          <w:sz w:val="18"/>
+        </w:rPr>
+        <w:t xml:space="preserve"> </w:t>
+      </w:r>
+    </w:p>
+    <w:p>
+      <w:pPr>
+        <w:spacing w:after="0" w:before="0"/>
+      </w:pPr>
+      <w:r>
+        <w:rPr>
+          <w:rFonts w:ascii="Consolas" w:hAnsi="Consolas"/>
+          <w:color w:val="101010"/>
+          <w:sz w:val="18"/>
+        </w:rPr>
+        <w:t>tools = MCPToolset(</w:t>
+      </w:r>
+    </w:p>
+    <w:p>
+      <w:pPr>
+        <w:spacing w:after="0" w:before="0"/>
+      </w:pPr>
+      <w:r>
+        <w:rPr>
+          <w:rFonts w:ascii="Consolas" w:hAnsi="Consolas"/>
+          <w:color w:val="101010"/>
+          <w:sz w:val="18"/>
+        </w:rPr>
+        <w:t xml:space="preserve">    connection_params={'url': 'http://localhost:8000/mcp'},</w:t>
+      </w:r>
+    </w:p>
+    <w:p>
+      <w:pPr>
+        <w:spacing w:after="0" w:before="0"/>
+      </w:pPr>
+      <w:r>
+        <w:rPr>
+          <w:rFonts w:ascii="Consolas" w:hAnsi="Consolas"/>
+          <w:color w:val="101010"/>
+          <w:sz w:val="18"/>
+        </w:rPr>
+        <w:t xml:space="preserve">    auth={'type': 'oauth2', 'client_id': CLIENT_ID,</w:t>
+      </w:r>
+    </w:p>
+    <w:p>
+      <w:pPr>
+        <w:spacing w:after="0" w:before="0"/>
+      </w:pPr>
+      <w:r>
+        <w:rPr>
+          <w:rFonts w:ascii="Consolas" w:hAnsi="Consolas"/>
+          <w:color w:val="101010"/>
+          <w:sz w:val="18"/>
+        </w:rPr>
+        <w:t xml:space="preserve">          'scopes': ['calendar.read']},</w:t>
+      </w:r>
+    </w:p>
+    <w:p>
+      <w:pPr>
+        <w:spacing w:after="0" w:before="0"/>
+      </w:pPr>
+      <w:r>
+        <w:rPr>
+          <w:rFonts w:ascii="Consolas" w:hAnsi="Consolas"/>
+          <w:color w:val="101010"/>
+          <w:sz w:val="18"/>
+        </w:rPr>
+        <w:t>)</w:t>
+      </w:r>
+    </w:p>
+    <w:p>
+      <w:pPr>
+        <w:spacing w:after="0" w:before="0"/>
+      </w:pPr>
+      <w:r>
+        <w:rPr>
+          <w:rFonts w:ascii="Consolas" w:hAnsi="Consolas"/>
+          <w:color w:val="101010"/>
+          <w:sz w:val="18"/>
+        </w:rPr>
+        <w:t>agent = LlmAgent(name='assistant', model='gemini-2.0-flash',</w:t>
+      </w:r>
+    </w:p>
+    <w:p>
+      <w:pPr>
+        <w:spacing w:after="0" w:before="0"/>
+      </w:pPr>
+      <w:r>
+        <w:rPr>
+          <w:rFonts w:ascii="Consolas" w:hAnsi="Consolas"/>
+          <w:color w:val="101010"/>
+          <w:sz w:val="18"/>
+        </w:rPr>
+        <w:t xml:space="preserve">                 instruction='Use the company tools to answer.',</w:t>
+      </w:r>
+    </w:p>
+    <w:p>
+      <w:pPr>
+        <w:spacing w:after="0" w:before="0"/>
+      </w:pPr>
+      <w:r>
+        <w:rPr>
+          <w:rFonts w:ascii="Consolas" w:hAnsi="Consolas"/>
+          <w:color w:val="101010"/>
+          <w:sz w:val="18"/>
+        </w:rPr>
+        <w:t xml:space="preserve">                 tools=[tools])</w:t>
+      </w:r>
+    </w:p>
+    <w:p>
+      <w:pPr>
+        <w:spacing w:after="0" w:before="0"/>
+      </w:pPr>
+      <w:r>
+        <w:rPr>
+          <w:rFonts w:ascii="Consolas" w:hAnsi="Consolas"/>
+          <w:color w:val="101010"/>
+          <w:sz w:val="18"/>
+        </w:rPr>
+        <w:t xml:space="preserve"> </w:t>
       </w:r>
     </w:p>
     <w:p>
@@ -233,7 +388,7 @@
           <w:color w:val="333333"/>
           <w:sz w:val="22"/>
         </w:rPr>
-        <w:t>all deliverables present in the submission folder</w:t>
+        <w:t>tool discovery lists the three remote tools at startup</w:t>
       </w:r>
     </w:p>
     <w:p>
@@ -245,7 +400,7 @@
           <w:color w:val="333333"/>
           <w:sz w:val="22"/>
         </w:rPr>
-        <w:t>code runs end-to-end without modification</w:t>
+        <w:t>calendar call without a token is rejected with 401</w:t>
       </w:r>
     </w:p>
     <w:p>
@@ -257,7 +412,19 @@
           <w:color w:val="333333"/>
           <w:sz w:val="22"/>
         </w:rPr>
-        <w:t>results match the expected ranges in the rubric</w:t>
+        <w:t>after the PKCE flow the same call succeeds</w:t>
+      </w:r>
+    </w:p>
+    <w:p>
+      <w:pPr>
+        <w:pStyle w:val="ListBullet"/>
+      </w:pPr>
+      <w:r>
+        <w:rPr>
+          <w:color w:val="333333"/>
+          <w:sz w:val="22"/>
+        </w:rPr>
+        <w:t>agent answers the meeting-plus-CRM question end to end</w:t>
       </w:r>
     </w:p>
     <w:p>
